--- a/docs/handouts/Ch13_DriverControl_STUDENT.docx
+++ b/docs/handouts/Ch13_DriverControl_STUDENT.docx
@@ -2277,6 +2277,740 @@
                 <w:szCs w:val="18"/>
               </w:rPr>
               <w:t xml:space="preserve">}</w:t>
+            </w:r>
+          </w:p>
+        </w:tc>
+      </w:tr>
+    </w:tbl>
+    <w:p>
+      <w:pPr>
+        <w:pBdr>
+          <w:bottom w:val="single" w:color="2E75B6" w:sz="6" w:space="2"/>
+        </w:pBdr>
+        <w:spacing w:after="70" w:before="200"/>
+      </w:pPr>
+      <w:r>
+        <w:rPr>
+          <w:b/>
+          <w:bCs/>
+          <w:i w:val="false"/>
+          <w:iCs w:val="false"/>
+          <w:color w:val="2E75B6"/>
+          <w:sz w:val="24"/>
+          <w:szCs w:val="24"/>
+        </w:rPr>
+        <w:t xml:space="preserve">One More Step: Drive the Whole Base as One Thing</w:t>
+      </w:r>
+    </w:p>
+    <w:p>
+      <w:pPr>
+        <w:spacing w:after="40" w:before="0" w:line="264"/>
+      </w:pPr>
+      <w:r>
+        <w:rPr>
+          <w:b w:val="false"/>
+          <w:bCs w:val="false"/>
+          <w:i w:val="false"/>
+          <w:iCs w:val="false"/>
+        </w:rPr>
+        <w:t xml:space="preserve">Tank-driving each side by hand is perfect for a </w:t>
+      </w:r>
+      <w:r>
+        <w:rPr>
+          <w:b w:val="false"/>
+          <w:bCs w:val="false"/>
+          <w:i/>
+          <w:iCs/>
+        </w:rPr>
+        <w:t xml:space="preserve">driver</w:t>
+      </w:r>
+      <w:r>
+        <w:rPr>
+          <w:b w:val="false"/>
+          <w:bCs w:val="false"/>
+          <w:i w:val="false"/>
+          <w:iCs w:val="false"/>
+        </w:rPr>
+        <w:t xml:space="preserve">. But the run-by-itself moves your Chapter 14 Sumo robot needs — “drive forward exactly 24 inches,” “turn to face 90°” — want a cleaner tool: a </w:t>
+      </w:r>
+      <w:r>
+        <w:rPr>
+          <w:b/>
+          <w:bCs/>
+          <w:i w:val="false"/>
+          <w:iCs w:val="false"/>
+        </w:rPr>
+        <w:t xml:space="preserve">smart drivetrain</w:t>
+      </w:r>
+      <w:r>
+        <w:rPr>
+          <w:b w:val="false"/>
+          <w:bCs w:val="false"/>
+          <w:i w:val="false"/>
+          <w:iCs w:val="false"/>
+        </w:rPr>
+        <w:t xml:space="preserve">. Bundle the wheels into one object and give it distances and headings. Because the EXP Brain has a </w:t>
+      </w:r>
+      <w:r>
+        <w:rPr>
+          <w:b/>
+          <w:bCs/>
+          <w:i w:val="false"/>
+          <w:iCs w:val="false"/>
+        </w:rPr>
+        <w:t xml:space="preserve">built-in inertial sensor</w:t>
+      </w:r>
+      <w:r>
+        <w:rPr>
+          <w:b w:val="false"/>
+          <w:bCs w:val="false"/>
+          <w:i w:val="false"/>
+          <w:iCs w:val="false"/>
+        </w:rPr>
+        <w:t xml:space="preserve">, that drivetrain can turn to an exact angle by feel — not by guessing at a timer. Three steps build it: bundle each side into a motor_group, name the Brain's built-in inertial, then combine them into a smartdrive.</w:t>
+      </w:r>
+    </w:p>
+    <w:p>
+      <w:pPr>
+        <w:spacing w:after="30" w:before="150"/>
+      </w:pPr>
+      <w:r>
+        <w:rPr>
+          <w:rFonts w:ascii="Consolas" w:cs="Consolas" w:eastAsia="Consolas" w:hAnsi="Consolas"/>
+          <w:b/>
+          <w:bCs/>
+          <w:i w:val="false"/>
+          <w:iCs w:val="false"/>
+          <w:color w:val="2E75B6"/>
+          <w:sz w:val="16"/>
+          <w:szCs w:val="16"/>
+        </w:rPr>
+        <w:t xml:space="preserve">Setup — once, near the top with your other devices</w:t>
+      </w:r>
+    </w:p>
+    <w:tbl>
+      <w:tblPr>
+        <w:tblW w:type="dxa" w:w="9360"/>
+        <w:tblBorders>
+          <w:top w:val="none"/>
+          <w:left w:val="single" w:color="2E75B6" w:sz="18"/>
+          <w:bottom w:val="none"/>
+          <w:right w:val="none"/>
+          <w:insideH w:val="none"/>
+          <w:insideV w:val="none"/>
+        </w:tblBorders>
+      </w:tblPr>
+      <w:tblGrid>
+        <w:gridCol w:w="100"/>
+      </w:tblGrid>
+      <w:tr>
+        <w:tc>
+          <w:tcPr>
+            <w:tcW w:type="dxa" w:w="9360"/>
+            <w:shd w:fill="F4F4F4" w:val="clear"/>
+            <w:tcMar>
+              <w:top w:type="dxa" w:w="90"/>
+              <w:left w:type="dxa" w:w="150"/>
+              <w:bottom w:type="dxa" w:w="90"/>
+              <w:right w:type="dxa" w:w="150"/>
+            </w:tcMar>
+          </w:tcPr>
+          <w:p>
+            <w:pPr>
+              <w:spacing w:after="0" w:before="0" w:line="238"/>
+            </w:pPr>
+            <w:r>
+              <w:rPr>
+                <w:rFonts w:ascii="Consolas" w:cs="Consolas" w:eastAsia="Consolas" w:hAnsi="Consolas"/>
+                <w:b w:val="false"/>
+                <w:bCs w:val="false"/>
+                <w:i/>
+                <w:iCs/>
+                <w:color w:val="6E7B89"/>
+                <w:sz w:val="18"/>
+                <w:szCs w:val="18"/>
+              </w:rPr>
+              <w:t xml:space="preserve">// bundle each side into a group (add more motors later):</w:t>
+            </w:r>
+          </w:p>
+          <w:p>
+            <w:pPr>
+              <w:spacing w:after="0" w:before="0" w:line="238"/>
+            </w:pPr>
+            <w:r>
+              <w:rPr>
+                <w:rFonts w:ascii="Consolas" w:cs="Consolas" w:eastAsia="Consolas" w:hAnsi="Consolas"/>
+                <w:b w:val="false"/>
+                <w:bCs w:val="false"/>
+                <w:i w:val="false"/>
+                <w:iCs w:val="false"/>
+                <w:color w:val="243240"/>
+                <w:sz w:val="18"/>
+                <w:szCs w:val="18"/>
+              </w:rPr>
+              <w:t xml:space="preserve">motor_group leftSide  = motor_group(leftMotor);</w:t>
+            </w:r>
+          </w:p>
+          <w:p>
+            <w:pPr>
+              <w:spacing w:after="0" w:before="0" w:line="238"/>
+            </w:pPr>
+            <w:r>
+              <w:rPr>
+                <w:rFonts w:ascii="Consolas" w:cs="Consolas" w:eastAsia="Consolas" w:hAnsi="Consolas"/>
+                <w:b w:val="false"/>
+                <w:bCs w:val="false"/>
+                <w:i w:val="false"/>
+                <w:iCs w:val="false"/>
+                <w:color w:val="243240"/>
+                <w:sz w:val="18"/>
+                <w:szCs w:val="18"/>
+              </w:rPr>
+              <w:t xml:space="preserve">motor_group rightSide = motor_group(rightMotor);</w:t>
+            </w:r>
+          </w:p>
+          <w:p>
+            <w:pPr>
+              <w:spacing w:after="0" w:before="0" w:line="238"/>
+            </w:pPr>
+            <w:r>
+              <w:rPr>
+                <w:rFonts w:ascii="Consolas" w:cs="Consolas" w:eastAsia="Consolas" w:hAnsi="Consolas"/>
+                <w:b w:val="false"/>
+                <w:bCs w:val="false"/>
+                <w:i w:val="false"/>
+                <w:iCs w:val="false"/>
+                <w:color w:val="243240"/>
+                <w:sz w:val="18"/>
+                <w:szCs w:val="18"/>
+              </w:rPr>
+              <w:t xml:space="preserve"> </w:t>
+            </w:r>
+          </w:p>
+          <w:p>
+            <w:pPr>
+              <w:spacing w:after="0" w:before="0" w:line="238"/>
+            </w:pPr>
+            <w:r>
+              <w:rPr>
+                <w:rFonts w:ascii="Consolas" w:cs="Consolas" w:eastAsia="Consolas" w:hAnsi="Consolas"/>
+                <w:b w:val="false"/>
+                <w:bCs w:val="false"/>
+                <w:i/>
+                <w:iCs/>
+                <w:color w:val="6E7B89"/>
+                <w:sz w:val="18"/>
+                <w:szCs w:val="18"/>
+              </w:rPr>
+              <w:t xml:space="preserve">// the EXP Brain's built-in inertial (the one inside):</w:t>
+            </w:r>
+          </w:p>
+          <w:p>
+            <w:pPr>
+              <w:spacing w:after="0" w:before="0" w:line="238"/>
+            </w:pPr>
+            <w:r>
+              <w:rPr>
+                <w:rFonts w:ascii="Consolas" w:cs="Consolas" w:eastAsia="Consolas" w:hAnsi="Consolas"/>
+                <w:b w:val="false"/>
+                <w:bCs w:val="false"/>
+                <w:i w:val="false"/>
+                <w:iCs w:val="false"/>
+                <w:color w:val="243240"/>
+                <w:sz w:val="18"/>
+                <w:szCs w:val="18"/>
+              </w:rPr>
+              <w:t xml:space="preserve">inertial DriveIMU = inertial();</w:t>
+            </w:r>
+          </w:p>
+          <w:p>
+            <w:pPr>
+              <w:spacing w:after="0" w:before="0" w:line="238"/>
+            </w:pPr>
+            <w:r>
+              <w:rPr>
+                <w:rFonts w:ascii="Consolas" w:cs="Consolas" w:eastAsia="Consolas" w:hAnsi="Consolas"/>
+                <w:b w:val="false"/>
+                <w:bCs w:val="false"/>
+                <w:i w:val="false"/>
+                <w:iCs w:val="false"/>
+                <w:color w:val="243240"/>
+                <w:sz w:val="18"/>
+                <w:szCs w:val="18"/>
+              </w:rPr>
+              <w:t xml:space="preserve"> </w:t>
+            </w:r>
+          </w:p>
+          <w:p>
+            <w:pPr>
+              <w:spacing w:after="0" w:before="0" w:line="238"/>
+            </w:pPr>
+            <w:r>
+              <w:rPr>
+                <w:rFonts w:ascii="Consolas" w:cs="Consolas" w:eastAsia="Consolas" w:hAnsi="Consolas"/>
+                <w:b w:val="false"/>
+                <w:bCs w:val="false"/>
+                <w:i/>
+                <w:iCs/>
+                <w:color w:val="6E7B89"/>
+                <w:sz w:val="18"/>
+                <w:szCs w:val="18"/>
+              </w:rPr>
+              <w:t xml:space="preserve">// combine into one smart drivetrain that knows heading</w:t>
+            </w:r>
+          </w:p>
+          <w:p>
+            <w:pPr>
+              <w:spacing w:after="0" w:before="0" w:line="238"/>
+            </w:pPr>
+            <w:r>
+              <w:rPr>
+                <w:rFonts w:ascii="Consolas" w:cs="Consolas" w:eastAsia="Consolas" w:hAnsi="Consolas"/>
+                <w:b w:val="false"/>
+                <w:bCs w:val="false"/>
+                <w:i/>
+                <w:iCs/>
+                <w:color w:val="6E7B89"/>
+                <w:sz w:val="18"/>
+                <w:szCs w:val="18"/>
+              </w:rPr>
+              <w:t xml:space="preserve">// (set wheel travel, track width, wheel base for YOUR bot):</w:t>
+            </w:r>
+          </w:p>
+          <w:p>
+            <w:pPr>
+              <w:spacing w:after="0" w:before="0" w:line="238"/>
+            </w:pPr>
+            <w:r>
+              <w:rPr>
+                <w:rFonts w:ascii="Consolas" w:cs="Consolas" w:eastAsia="Consolas" w:hAnsi="Consolas"/>
+                <w:b w:val="false"/>
+                <w:bCs w:val="false"/>
+                <w:i w:val="false"/>
+                <w:iCs w:val="false"/>
+                <w:color w:val="243240"/>
+                <w:sz w:val="18"/>
+                <w:szCs w:val="18"/>
+              </w:rPr>
+              <w:t xml:space="preserve">smartdrive Drivetrain = smartdrive(</w:t>
+            </w:r>
+          </w:p>
+          <w:p>
+            <w:pPr>
+              <w:spacing w:after="0" w:before="0" w:line="238"/>
+            </w:pPr>
+            <w:r>
+              <w:rPr>
+                <w:rFonts w:ascii="Consolas" w:cs="Consolas" w:eastAsia="Consolas" w:hAnsi="Consolas"/>
+                <w:b w:val="false"/>
+                <w:bCs w:val="false"/>
+                <w:i w:val="false"/>
+                <w:iCs w:val="false"/>
+                <w:color w:val="243240"/>
+                <w:sz w:val="18"/>
+                <w:szCs w:val="18"/>
+              </w:rPr>
+              <w:t xml:space="preserve">    leftSide, rightSide, DriveIMU,</w:t>
+            </w:r>
+          </w:p>
+          <w:p>
+            <w:pPr>
+              <w:spacing w:after="0" w:before="0" w:line="238"/>
+            </w:pPr>
+            <w:r>
+              <w:rPr>
+                <w:rFonts w:ascii="Consolas" w:cs="Consolas" w:eastAsia="Consolas" w:hAnsi="Consolas"/>
+                <w:b w:val="false"/>
+                <w:bCs w:val="false"/>
+                <w:i w:val="false"/>
+                <w:iCs w:val="false"/>
+                <w:color w:val="243240"/>
+                <w:sz w:val="18"/>
+                <w:szCs w:val="18"/>
+              </w:rPr>
+              <w:t xml:space="preserve">    319.19, 250, 200, mm, 1);</w:t>
+            </w:r>
+          </w:p>
+        </w:tc>
+      </w:tr>
+    </w:tbl>
+    <w:p>
+      <w:pPr>
+        <w:spacing w:after="40" w:before="20" w:line="264"/>
+      </w:pPr>
+      <w:r>
+        <w:rPr>
+          <w:b w:val="false"/>
+          <w:bCs w:val="false"/>
+          <w:i w:val="false"/>
+          <w:iCs w:val="false"/>
+        </w:rPr>
+        <w:t xml:space="preserve">An inertial sensor has to find “level” before it can measure a turn, so </w:t>
+      </w:r>
+      <w:r>
+        <w:rPr>
+          <w:b/>
+          <w:bCs/>
+          <w:i w:val="false"/>
+          <w:iCs w:val="false"/>
+        </w:rPr>
+        <w:t xml:space="preserve">calibrate it once at the very start</w:t>
+      </w:r>
+      <w:r>
+        <w:rPr>
+          <w:b w:val="false"/>
+          <w:bCs w:val="false"/>
+          <w:i w:val="false"/>
+          <w:iCs w:val="false"/>
+        </w:rPr>
+        <w:t xml:space="preserve"> of main() and wait for it to finish. (VEXcode adds this step for you; when you write the code yourself, you add it yourself.)</w:t>
+      </w:r>
+    </w:p>
+    <w:p>
+      <w:pPr>
+        <w:spacing w:after="30" w:before="150"/>
+      </w:pPr>
+      <w:r>
+        <w:rPr>
+          <w:rFonts w:ascii="Consolas" w:cs="Consolas" w:eastAsia="Consolas" w:hAnsi="Consolas"/>
+          <w:b/>
+          <w:bCs/>
+          <w:i w:val="false"/>
+          <w:iCs w:val="false"/>
+          <w:color w:val="2E75B6"/>
+          <w:sz w:val="16"/>
+          <w:szCs w:val="16"/>
+        </w:rPr>
+        <w:t xml:space="preserve">Calibrate first — at the top of main(), before you drive</w:t>
+      </w:r>
+    </w:p>
+    <w:tbl>
+      <w:tblPr>
+        <w:tblW w:type="dxa" w:w="9360"/>
+        <w:tblBorders>
+          <w:top w:val="none"/>
+          <w:left w:val="single" w:color="2E75B6" w:sz="18"/>
+          <w:bottom w:val="none"/>
+          <w:right w:val="none"/>
+          <w:insideH w:val="none"/>
+          <w:insideV w:val="none"/>
+        </w:tblBorders>
+      </w:tblPr>
+      <w:tblGrid>
+        <w:gridCol w:w="100"/>
+      </w:tblGrid>
+      <w:tr>
+        <w:tc>
+          <w:tcPr>
+            <w:tcW w:type="dxa" w:w="9360"/>
+            <w:shd w:fill="F4F4F4" w:val="clear"/>
+            <w:tcMar>
+              <w:top w:type="dxa" w:w="90"/>
+              <w:left w:type="dxa" w:w="150"/>
+              <w:bottom w:type="dxa" w:w="90"/>
+              <w:right w:type="dxa" w:w="150"/>
+            </w:tcMar>
+          </w:tcPr>
+          <w:p>
+            <w:pPr>
+              <w:spacing w:after="0" w:before="0" w:line="238"/>
+            </w:pPr>
+            <w:r>
+              <w:rPr>
+                <w:rFonts w:ascii="Consolas" w:cs="Consolas" w:eastAsia="Consolas" w:hAnsi="Consolas"/>
+                <w:b w:val="false"/>
+                <w:bCs w:val="false"/>
+                <w:i w:val="false"/>
+                <w:iCs w:val="false"/>
+                <w:color w:val="243240"/>
+                <w:sz w:val="18"/>
+                <w:szCs w:val="18"/>
+              </w:rPr>
+              <w:t xml:space="preserve">int main() {</w:t>
+            </w:r>
+          </w:p>
+          <w:p>
+            <w:pPr>
+              <w:spacing w:after="0" w:before="0" w:line="238"/>
+            </w:pPr>
+            <w:r>
+              <w:rPr>
+                <w:rFonts w:ascii="Consolas" w:cs="Consolas" w:eastAsia="Consolas" w:hAnsi="Consolas"/>
+                <w:b w:val="false"/>
+                <w:bCs w:val="false"/>
+                <w:i w:val="false"/>
+                <w:iCs w:val="false"/>
+                <w:color w:val="243240"/>
+                <w:sz w:val="18"/>
+                <w:szCs w:val="18"/>
+              </w:rPr>
+              <w:t xml:space="preserve">    vexcodeInit();</w:t>
+            </w:r>
+          </w:p>
+          <w:p>
+            <w:pPr>
+              <w:spacing w:after="0" w:before="0" w:line="238"/>
+            </w:pPr>
+            <w:r>
+              <w:rPr>
+                <w:rFonts w:ascii="Consolas" w:cs="Consolas" w:eastAsia="Consolas" w:hAnsi="Consolas"/>
+                <w:b w:val="false"/>
+                <w:bCs w:val="false"/>
+                <w:i w:val="false"/>
+                <w:iCs w:val="false"/>
+                <w:color w:val="243240"/>
+                <w:sz w:val="18"/>
+                <w:szCs w:val="18"/>
+              </w:rPr>
+              <w:t xml:space="preserve"> </w:t>
+            </w:r>
+          </w:p>
+          <w:p>
+            <w:pPr>
+              <w:spacing w:after="0" w:before="0" w:line="238"/>
+            </w:pPr>
+            <w:r>
+              <w:rPr>
+                <w:rFonts w:ascii="Consolas" w:cs="Consolas" w:eastAsia="Consolas" w:hAnsi="Consolas"/>
+                <w:b w:val="false"/>
+                <w:bCs w:val="false"/>
+                <w:i/>
+                <w:iCs/>
+                <w:color w:val="6E7B89"/>
+                <w:sz w:val="18"/>
+                <w:szCs w:val="18"/>
+              </w:rPr>
+              <w:t xml:space="preserve">    // calibrate the inertial first -- hold the robot still:</w:t>
+            </w:r>
+          </w:p>
+          <w:p>
+            <w:pPr>
+              <w:spacing w:after="0" w:before="0" w:line="238"/>
+            </w:pPr>
+            <w:r>
+              <w:rPr>
+                <w:rFonts w:ascii="Consolas" w:cs="Consolas" w:eastAsia="Consolas" w:hAnsi="Consolas"/>
+                <w:b w:val="false"/>
+                <w:bCs w:val="false"/>
+                <w:i w:val="false"/>
+                <w:iCs w:val="false"/>
+                <w:color w:val="243240"/>
+                <w:sz w:val="18"/>
+                <w:szCs w:val="18"/>
+              </w:rPr>
+              <w:t xml:space="preserve">    DriveIMU.calibrate();</w:t>
+            </w:r>
+          </w:p>
+          <w:p>
+            <w:pPr>
+              <w:spacing w:after="0" w:before="0" w:line="238"/>
+            </w:pPr>
+            <w:r>
+              <w:rPr>
+                <w:rFonts w:ascii="Consolas" w:cs="Consolas" w:eastAsia="Consolas" w:hAnsi="Consolas"/>
+                <w:b w:val="false"/>
+                <w:bCs w:val="false"/>
+                <w:i w:val="false"/>
+                <w:iCs w:val="false"/>
+                <w:color w:val="243240"/>
+                <w:sz w:val="18"/>
+                <w:szCs w:val="18"/>
+              </w:rPr>
+              <w:t xml:space="preserve">    while (DriveIMU.isCalibrating()) wait(50, msec);</w:t>
+            </w:r>
+          </w:p>
+          <w:p>
+            <w:pPr>
+              <w:spacing w:after="0" w:before="0" w:line="238"/>
+            </w:pPr>
+            <w:r>
+              <w:rPr>
+                <w:rFonts w:ascii="Consolas" w:cs="Consolas" w:eastAsia="Consolas" w:hAnsi="Consolas"/>
+                <w:b w:val="false"/>
+                <w:bCs w:val="false"/>
+                <w:i w:val="false"/>
+                <w:iCs w:val="false"/>
+                <w:color w:val="243240"/>
+                <w:sz w:val="18"/>
+                <w:szCs w:val="18"/>
+              </w:rPr>
+              <w:t xml:space="preserve"> </w:t>
+            </w:r>
+          </w:p>
+          <w:p>
+            <w:pPr>
+              <w:spacing w:after="0" w:before="0" w:line="238"/>
+            </w:pPr>
+            <w:r>
+              <w:rPr>
+                <w:rFonts w:ascii="Consolas" w:cs="Consolas" w:eastAsia="Consolas" w:hAnsi="Consolas"/>
+                <w:b w:val="false"/>
+                <w:bCs w:val="false"/>
+                <w:i/>
+                <w:iCs/>
+                <w:color w:val="6E7B89"/>
+                <w:sz w:val="18"/>
+                <w:szCs w:val="18"/>
+              </w:rPr>
+              <w:t xml:space="preserve">    // now drive by distance and turn by heading:</w:t>
+            </w:r>
+          </w:p>
+          <w:p>
+            <w:pPr>
+              <w:spacing w:after="0" w:before="0" w:line="238"/>
+            </w:pPr>
+            <w:r>
+              <w:rPr>
+                <w:rFonts w:ascii="Consolas" w:cs="Consolas" w:eastAsia="Consolas" w:hAnsi="Consolas"/>
+                <w:b w:val="false"/>
+                <w:bCs w:val="false"/>
+                <w:i w:val="false"/>
+                <w:iCs w:val="false"/>
+                <w:color w:val="243240"/>
+                <w:sz w:val="18"/>
+                <w:szCs w:val="18"/>
+              </w:rPr>
+              <w:t xml:space="preserve">    Drivetrain.driveFor(forward, 24, inches);</w:t>
+            </w:r>
+          </w:p>
+          <w:p>
+            <w:pPr>
+              <w:spacing w:after="0" w:before="0" w:line="238"/>
+            </w:pPr>
+            <w:r>
+              <w:rPr>
+                <w:rFonts w:ascii="Consolas" w:cs="Consolas" w:eastAsia="Consolas" w:hAnsi="Consolas"/>
+                <w:b w:val="false"/>
+                <w:bCs w:val="false"/>
+                <w:i w:val="false"/>
+                <w:iCs w:val="false"/>
+                <w:color w:val="243240"/>
+                <w:sz w:val="18"/>
+                <w:szCs w:val="18"/>
+              </w:rPr>
+              <w:t xml:space="preserve">    Drivetrain.turnToHeading(90, degrees);</w:t>
+            </w:r>
+          </w:p>
+          <w:p>
+            <w:pPr>
+              <w:spacing w:after="0" w:before="0" w:line="238"/>
+            </w:pPr>
+            <w:r>
+              <w:rPr>
+                <w:rFonts w:ascii="Consolas" w:cs="Consolas" w:eastAsia="Consolas" w:hAnsi="Consolas"/>
+                <w:b w:val="false"/>
+                <w:bCs w:val="false"/>
+                <w:i w:val="false"/>
+                <w:iCs w:val="false"/>
+                <w:color w:val="243240"/>
+                <w:sz w:val="18"/>
+                <w:szCs w:val="18"/>
+              </w:rPr>
+              <w:t xml:space="preserve">}</w:t>
+            </w:r>
+          </w:p>
+        </w:tc>
+      </w:tr>
+    </w:tbl>
+    <w:p>
+      <w:pPr>
+        <w:spacing w:after="50" w:before="20" w:line="264"/>
+      </w:pPr>
+      <w:r>
+        <w:rPr>
+          <w:b w:val="false"/>
+          <w:bCs w:val="false"/>
+          <w:i w:val="false"/>
+          <w:iCs w:val="false"/>
+        </w:rPr>
+        <w:t xml:space="preserve">Two new commands do the work: </w:t>
+      </w:r>
+      <w:r>
+        <w:rPr>
+          <w:b/>
+          <w:bCs/>
+          <w:i w:val="false"/>
+          <w:iCs w:val="false"/>
+        </w:rPr>
+        <w:t xml:space="preserve">driveFor</w:t>
+      </w:r>
+      <w:r>
+        <w:rPr>
+          <w:b w:val="false"/>
+          <w:bCs w:val="false"/>
+          <w:i w:val="false"/>
+          <w:iCs w:val="false"/>
+        </w:rPr>
+        <w:t xml:space="preserve"> rolls a measured distance, and </w:t>
+      </w:r>
+      <w:r>
+        <w:rPr>
+          <w:b/>
+          <w:bCs/>
+          <w:i w:val="false"/>
+          <w:iCs w:val="false"/>
+        </w:rPr>
+        <w:t xml:space="preserve">turnToHeading</w:t>
+      </w:r>
+      <w:r>
+        <w:rPr>
+          <w:b w:val="false"/>
+          <w:bCs w:val="false"/>
+          <w:i w:val="false"/>
+          <w:iCs w:val="false"/>
+        </w:rPr>
+        <w:t xml:space="preserve"> turns until the inertial reads the heading you asked for — the same pair of skills from your Chapter 11 routine, only now the robot measures the turn itself. You'll reuse this exact drivetrain for the Sumo auto-hunt in Chapter 14.</w:t>
+      </w:r>
+    </w:p>
+    <w:tbl>
+      <w:tblPr>
+        <w:tblW w:type="dxa" w:w="9360"/>
+        <w:tblBorders>
+          <w:top w:val="none"/>
+          <w:left w:val="single" w:color="3F6B2A" w:sz="18"/>
+          <w:bottom w:val="none"/>
+          <w:right w:val="none"/>
+          <w:insideH w:val="none"/>
+          <w:insideV w:val="none"/>
+        </w:tblBorders>
+      </w:tblPr>
+      <w:tblGrid>
+        <w:gridCol w:w="100"/>
+      </w:tblGrid>
+      <w:tr>
+        <w:tc>
+          <w:tcPr>
+            <w:tcW w:type="dxa" w:w="9360"/>
+            <w:shd w:fill="E2EFDA" w:val="clear"/>
+            <w:tcMar>
+              <w:top w:type="dxa" w:w="100"/>
+              <w:left w:type="dxa" w:w="170"/>
+              <w:bottom w:type="dxa" w:w="100"/>
+              <w:right w:type="dxa" w:w="150"/>
+            </w:tcMar>
+          </w:tcPr>
+          <w:p>
+            <w:pPr>
+              <w:spacing w:line="264"/>
+            </w:pPr>
+            <w:r>
+              <w:rPr>
+                <w:b/>
+                <w:bCs/>
+                <w:i w:val="false"/>
+                <w:iCs w:val="false"/>
+                <w:color w:val="3F6B2A"/>
+              </w:rPr>
+              <w:t xml:space="preserve">This is the team's “drive” object, early.  </w:t>
+            </w:r>
+            <w:r>
+              <w:rPr>
+                <w:b w:val="false"/>
+                <w:bCs w:val="false"/>
+                <w:i w:val="false"/>
+                <w:iCs w:val="false"/>
+              </w:rPr>
+              <w:t xml:space="preserve">That one Drivetrain you command by distance and heading is exactly the idea behind the V5 team's SpartanDrive drive object: driveFor(forward, 24, inches) becomes drive.drive_distance(24), and turnToHeading(90, degrees) becomes drive.turn_to_angle(90) — turning to that absolute heading. Same move, new name; the full map is in Appendix B (EXP → V5 Team Bridge).</w:t>
             </w:r>
           </w:p>
         </w:tc>

--- a/docs/handouts/Ch13_DriverControl_STUDENT.docx
+++ b/docs/handouts/Ch13_DriverControl_STUDENT.docx
@@ -525,6 +525,34 @@
           <w:iCs w:val="false"/>
         </w:rPr>
         <w:t xml:space="preserve">sticks rest at a tiny non-zero value, so ignore small readings: read into int p, then drive only if p &gt; 5 or p &lt; −5, else stop. For a lift or claw, use buttons: if (R1) raise / else if (R2) lower / else stop — the final else is what holds it still when you let go.</w:t>
+      </w:r>
+    </w:p>
+    <w:p>
+      <w:pPr>
+        <w:pStyle w:val="ListParagraph"/>
+        <w:numPr>
+          <w:ilvl w:val="0"/>
+          <w:numId w:val="3"/>
+        </w:numPr>
+        <w:spacing w:after="40" w:before="0" w:line="264"/>
+      </w:pPr>
+      <w:r>
+        <w:rPr>
+          <w:b/>
+          <w:bCs/>
+          <w:i w:val="false"/>
+          <w:iCs w:val="false"/>
+        </w:rPr>
+        <w:t xml:space="preserve">Bundling is abstraction (Ch9), in code:  </w:t>
+      </w:r>
+      <w:r>
+        <w:rPr>
+          <w:b w:val="false"/>
+          <w:bCs w:val="false"/>
+          <w:i w:val="false"/>
+          <w:iCs w:val="false"/>
+        </w:rPr>
+        <w:t xml:space="preserve">a function names a group of steps; an object names a bundle of parts plus the verbs that act on them. motor_group bundles motors; smartdrive bundles two groups, the built-in inertial, and the moves (driveFor, turnToHeading), so you command the whole base by distance and heading instead of motor by motor. Its three geometry numbers come from the robot: wheel travel = π × wheel Ø (≈ 319 mm for a 4 in wheel), plus track width and wheel base measured center-to-center in mm.</w:t>
       </w:r>
     </w:p>
     <w:p>
@@ -2372,6 +2400,164 @@
     </w:p>
     <w:p>
       <w:pPr>
+        <w:spacing w:after="40" w:before="20" w:line="264"/>
+      </w:pPr>
+      <w:r>
+        <w:rPr>
+          <w:b w:val="false"/>
+          <w:bCs w:val="false"/>
+          <w:i w:val="false"/>
+          <w:iCs w:val="false"/>
+        </w:rPr>
+        <w:t xml:space="preserve">This is the </w:t>
+      </w:r>
+      <w:r>
+        <w:rPr>
+          <w:b/>
+          <w:bCs/>
+          <w:i w:val="false"/>
+          <w:iCs w:val="false"/>
+        </w:rPr>
+        <w:t xml:space="preserve">abstraction</w:t>
+      </w:r>
+      <w:r>
+        <w:rPr>
+          <w:b w:val="false"/>
+          <w:bCs w:val="false"/>
+          <w:i w:val="false"/>
+          <w:iCs w:val="false"/>
+        </w:rPr>
+        <w:t xml:space="preserve"> idea from Chapter 9, one rung higher. Back then you bundled steps under a name on paper; in Chapter 12 you did it in code — a function like runProcess() bundles a group of </w:t>
+      </w:r>
+      <w:r>
+        <w:rPr>
+          <w:b/>
+          <w:bCs/>
+          <w:i w:val="false"/>
+          <w:iCs w:val="false"/>
+        </w:rPr>
+        <w:t xml:space="preserve">steps</w:t>
+      </w:r>
+      <w:r>
+        <w:rPr>
+          <w:b w:val="false"/>
+          <w:bCs w:val="false"/>
+          <w:i w:val="false"/>
+          <w:iCs w:val="false"/>
+        </w:rPr>
+        <w:t xml:space="preserve"> under a name you call. A smart drivetrain is the next rung: an </w:t>
+      </w:r>
+      <w:r>
+        <w:rPr>
+          <w:b/>
+          <w:bCs/>
+          <w:i w:val="false"/>
+          <w:iCs w:val="false"/>
+        </w:rPr>
+        <w:t xml:space="preserve">object</w:t>
+      </w:r>
+      <w:r>
+        <w:rPr>
+          <w:b w:val="false"/>
+          <w:bCs w:val="false"/>
+          <w:i w:val="false"/>
+          <w:iCs w:val="false"/>
+        </w:rPr>
+        <w:t xml:space="preserve">. An object bundles </w:t>
+      </w:r>
+      <w:r>
+        <w:rPr>
+          <w:b/>
+          <w:bCs/>
+          <w:i w:val="false"/>
+          <w:iCs w:val="false"/>
+        </w:rPr>
+        <w:t xml:space="preserve">things</w:t>
+      </w:r>
+      <w:r>
+        <w:rPr>
+          <w:b w:val="false"/>
+          <w:bCs w:val="false"/>
+          <w:i w:val="false"/>
+          <w:iCs w:val="false"/>
+        </w:rPr>
+        <w:t xml:space="preserve"> together — your two motors and the inertial sensor — and the </w:t>
+      </w:r>
+      <w:r>
+        <w:rPr>
+          <w:b/>
+          <w:bCs/>
+          <w:i w:val="false"/>
+          <w:iCs w:val="false"/>
+        </w:rPr>
+        <w:t xml:space="preserve">verbs</w:t>
+      </w:r>
+      <w:r>
+        <w:rPr>
+          <w:b w:val="false"/>
+          <w:bCs w:val="false"/>
+          <w:i w:val="false"/>
+          <w:iCs w:val="false"/>
+        </w:rPr>
+        <w:t xml:space="preserve"> that act on them (driveFor, turnToHeading) under one name. That is why you write Drivetrain.driveFor(...) instead of commanding each motor by hand: the Drivetrain object owns the parts and knows the moves, so you talk to it in bigger steps.</w:t>
+      </w:r>
+    </w:p>
+    <w:tbl>
+      <w:tblPr>
+        <w:tblW w:type="dxa" w:w="9360"/>
+        <w:tblBorders>
+          <w:top w:val="none"/>
+          <w:left w:val="single" w:color="2E75B6" w:sz="18"/>
+          <w:bottom w:val="none"/>
+          <w:right w:val="none"/>
+          <w:insideH w:val="none"/>
+          <w:insideV w:val="none"/>
+        </w:tblBorders>
+      </w:tblPr>
+      <w:tblGrid>
+        <w:gridCol w:w="100"/>
+      </w:tblGrid>
+      <w:tr>
+        <w:tc>
+          <w:tcPr>
+            <w:tcW w:type="dxa" w:w="9360"/>
+            <w:shd w:fill="F2F7FC" w:val="clear"/>
+            <w:tcMar>
+              <w:top w:type="dxa" w:w="100"/>
+              <w:left w:type="dxa" w:w="170"/>
+              <w:bottom w:type="dxa" w:w="100"/>
+              <w:right w:type="dxa" w:w="150"/>
+            </w:tcMar>
+          </w:tcPr>
+          <w:p>
+            <w:pPr>
+              <w:spacing w:line="264"/>
+            </w:pPr>
+            <w:r>
+              <w:rPr>
+                <w:b/>
+                <w:bCs/>
+                <w:i w:val="false"/>
+                <w:iCs w:val="false"/>
+                <w:color w:val="2E75B6"/>
+              </w:rPr>
+              <w:t xml:space="preserve">Function vs. object — two sizes of bundle.  </w:t>
+            </w:r>
+            <w:r>
+              <w:rPr>
+                <w:b w:val="false"/>
+                <w:bCs w:val="false"/>
+                <w:i w:val="false"/>
+                <w:iCs w:val="false"/>
+              </w:rPr>
+              <w:t xml:space="preserve">A function bundles steps under a name (Chapter 12): say the name, the steps run. An object bundles things plus the verbs that act on them — motor_group bundles motors; smartdrive bundles two groups, a sensor, and the moves you can ask for. Both are abstraction, decomposition's partner from Chapter 9: wrap the small stuff under one name you can trust, then think in bigger steps.</w:t>
+            </w:r>
+          </w:p>
+        </w:tc>
+      </w:tr>
+    </w:tbl>
+    <w:p>
+      <w:pPr>
         <w:spacing w:after="30" w:before="150"/>
       </w:pPr>
       <w:r>
@@ -2636,6 +2822,191 @@
     </w:tbl>
     <w:p>
       <w:pPr>
+        <w:spacing w:after="10" w:before="20" w:line="264"/>
+      </w:pPr>
+      <w:r>
+        <w:rPr>
+          <w:b/>
+          <w:bCs/>
+          <w:i w:val="false"/>
+          <w:iCs w:val="false"/>
+        </w:rPr>
+        <w:t xml:space="preserve">Where those three numbers come from.  </w:t>
+      </w:r>
+      <w:r>
+        <w:rPr>
+          <w:b w:val="false"/>
+          <w:bCs w:val="false"/>
+          <w:i w:val="false"/>
+          <w:iCs w:val="false"/>
+        </w:rPr>
+        <w:t xml:space="preserve">The values 319.19, 250, 200 are not magic — they describe YOUR robot, and the drivetrain needs them to turn a distance or angle into wheel turns. Measure them once:</w:t>
+      </w:r>
+    </w:p>
+    <w:p>
+      <w:pPr>
+        <w:spacing w:after="40" w:before="120"/>
+        <w:jc w:val="center"/>
+      </w:pPr>
+      <w:r>
+        <w:drawing>
+          <wp:inline distT="0" distB="0" distL="0" distR="0">
+            <wp:extent cx="5334000" cy="2524125"/>
+            <wp:effectExtent t="0" r="0" b="0" l="0"/>
+            <wp:docPr id="1" name="" descr="" title=""/>
+            <wp:cNvGraphicFramePr>
+              <a:graphicFrameLocks xmlns:a="http://schemas.openxmlformats.org/drawingml/2006/main" noChangeAspect="1"/>
+            </wp:cNvGraphicFramePr>
+            <a:graphic xmlns:a="http://schemas.openxmlformats.org/drawingml/2006/main">
+              <a:graphicData uri="http://schemas.openxmlformats.org/drawingml/2006/picture">
+                <pic:pic xmlns:pic="http://schemas.openxmlformats.org/drawingml/2006/picture">
+                  <pic:nvPicPr>
+                    <pic:cNvPr id="0" name="" descr=""/>
+                    <pic:cNvPicPr>
+                      <a:picLocks noChangeAspect="1" noChangeArrowheads="1"/>
+                    </pic:cNvPicPr>
+                  </pic:nvPicPr>
+                  <pic:blipFill>
+                    <a:blip r:embed="rId9" cstate="none"/>
+                    <a:srcRect/>
+                    <a:stretch>
+                      <a:fillRect/>
+                    </a:stretch>
+                  </pic:blipFill>
+                  <pic:spPr bwMode="auto">
+                    <a:xfrm>
+                      <a:off x="0" y="0"/>
+                      <a:ext cx="5334000" cy="2524125"/>
+                    </a:xfrm>
+                    <a:prstGeom prst="rect">
+                      <a:avLst/>
+                    </a:prstGeom>
+                  </pic:spPr>
+                </pic:pic>
+              </a:graphicData>
+            </a:graphic>
+          </wp:inline>
+        </w:drawing>
+      </w:r>
+    </w:p>
+    <w:p>
+      <w:pPr>
+        <w:spacing w:after="140"/>
+        <w:jc w:val="center"/>
+      </w:pPr>
+      <w:r>
+        <w:rPr>
+          <w:b w:val="false"/>
+          <w:bCs w:val="false"/>
+          <w:i/>
+          <w:iCs/>
+          <w:color w:val="5B6470"/>
+          <w:sz w:val="17"/>
+          <w:szCs w:val="17"/>
+        </w:rPr>
+        <w:t xml:space="preserve">Top view: track width is the distance between the left and right wheels (center to center). Side view: wheel base is between the front and back wheels, and wheel travel = pi x wheel diameter (about 319 mm for a 4 in wheel).</w:t>
+      </w:r>
+    </w:p>
+    <w:p>
+      <w:pPr>
+        <w:pStyle w:val="ListParagraph"/>
+        <w:numPr>
+          <w:ilvl w:val="0"/>
+          <w:numId w:val="4"/>
+        </w:numPr>
+        <w:spacing w:after="40" w:before="0" w:line="264"/>
+      </w:pPr>
+      <w:r>
+        <w:rPr>
+          <w:b/>
+          <w:bCs/>
+          <w:i w:val="false"/>
+          <w:iCs w:val="false"/>
+        </w:rPr>
+        <w:t xml:space="preserve">Wheel travel</w:t>
+      </w:r>
+      <w:r>
+        <w:rPr>
+          <w:b w:val="false"/>
+          <w:bCs w:val="false"/>
+          <w:i w:val="false"/>
+          <w:iCs w:val="false"/>
+        </w:rPr>
+        <w:t xml:space="preserve"> — how far the robot rolls in one full wheel turn: the wheel's circumference, π × Ø. The kit's 4 in wheel (Ø 101.6 mm) gives π × 101.6 ≈ 319 mm — the 319.19 in the code.</w:t>
+      </w:r>
+    </w:p>
+    <w:p>
+      <w:pPr>
+        <w:pStyle w:val="ListParagraph"/>
+        <w:numPr>
+          <w:ilvl w:val="0"/>
+          <w:numId w:val="4"/>
+        </w:numPr>
+        <w:spacing w:after="40" w:before="0" w:line="264"/>
+      </w:pPr>
+      <w:r>
+        <w:rPr>
+          <w:b/>
+          <w:bCs/>
+          <w:i w:val="false"/>
+          <w:iCs w:val="false"/>
+        </w:rPr>
+        <w:t xml:space="preserve">Track width</w:t>
+      </w:r>
+      <w:r>
+        <w:rPr>
+          <w:b w:val="false"/>
+          <w:bCs w:val="false"/>
+          <w:i w:val="false"/>
+          <w:iCs w:val="false"/>
+        </w:rPr>
+        <w:t xml:space="preserve"> — the distance between the left and right wheels, center to center, in mm. The 250 is an example; measure yours.</w:t>
+      </w:r>
+    </w:p>
+    <w:p>
+      <w:pPr>
+        <w:pStyle w:val="ListParagraph"/>
+        <w:numPr>
+          <w:ilvl w:val="0"/>
+          <w:numId w:val="4"/>
+        </w:numPr>
+        <w:spacing w:after="40" w:before="0" w:line="264"/>
+      </w:pPr>
+      <w:r>
+        <w:rPr>
+          <w:b/>
+          <w:bCs/>
+          <w:i w:val="false"/>
+          <w:iCs w:val="false"/>
+        </w:rPr>
+        <w:t xml:space="preserve">Wheel base</w:t>
+      </w:r>
+      <w:r>
+        <w:rPr>
+          <w:b w:val="false"/>
+          <w:bCs w:val="false"/>
+          <w:i w:val="false"/>
+          <w:iCs w:val="false"/>
+        </w:rPr>
+        <w:t xml:space="preserve"> — the distance between the front and back wheels, center to center, in mm. The 200 is an example too.</w:t>
+      </w:r>
+    </w:p>
+    <w:p>
+      <w:pPr>
+        <w:spacing w:after="40" w:before="10" w:line="264"/>
+      </w:pPr>
+      <w:r>
+        <w:rPr>
+          <w:b w:val="false"/>
+          <w:bCs w:val="false"/>
+          <w:i w:val="false"/>
+          <w:iCs w:val="false"/>
+        </w:rPr>
+        <w:t xml:space="preserve">They go into smartdrive(...) in that order, after the two groups and the sensor: ..., wheelTravel, trackWidth, wheelBase, mm, gearRatio. The final 1 is the gear ratio between motor and wheel — 1 when the motor drives the wheel directly (most kit bases). A wrong wheel travel makes every driveFor distance come out short or long.</w:t>
+      </w:r>
+    </w:p>
+    <w:p>
+      <w:pPr>
         <w:spacing w:after="40" w:before="20" w:line="264"/>
       </w:pPr>
       <w:r>
@@ -3260,7 +3631,7 @@
         <w:pStyle w:val="ListParagraph"/>
         <w:numPr>
           <w:ilvl w:val="0"/>
-          <w:numId w:val="4"/>
+          <w:numId w:val="5"/>
         </w:numPr>
         <w:spacing w:after="40" w:before="0" w:line="264"/>
       </w:pPr>
@@ -3272,83 +3643,6 @@
           <w:iCs w:val="false"/>
         </w:rPr>
         <w:t xml:space="preserve">Your computer with VS Code and the VEX extension, and a USB-C cable</w:t>
-      </w:r>
-    </w:p>
-    <w:p>
-      <w:pPr>
-        <w:pStyle w:val="ListParagraph"/>
-        <w:numPr>
-          <w:ilvl w:val="0"/>
-          <w:numId w:val="4"/>
-        </w:numPr>
-        <w:spacing w:after="40" w:before="0" w:line="264"/>
-      </w:pPr>
-      <w:r>
-        <w:rPr>
-          <w:b w:val="false"/>
-          <w:bCs w:val="false"/>
-          <w:i w:val="false"/>
-          <w:iCs w:val="false"/>
-        </w:rPr>
-        <w:t xml:space="preserve">The PLTW Gateway EXP kit: Brain, charged battery, the controller, two drive motors, and a motor for your mechanism</w:t>
-      </w:r>
-    </w:p>
-    <w:p>
-      <w:pPr>
-        <w:pStyle w:val="ListParagraph"/>
-        <w:numPr>
-          <w:ilvl w:val="0"/>
-          <w:numId w:val="4"/>
-        </w:numPr>
-        <w:spacing w:after="40" w:before="0" w:line="264"/>
-      </w:pPr>
-      <w:r>
-        <w:rPr>
-          <w:b w:val="false"/>
-          <w:bCs w:val="false"/>
-          <w:i w:val="false"/>
-          <w:iCs w:val="false"/>
-        </w:rPr>
-        <w:t xml:space="preserve">Your engineering notebook for sketches, pseudocode, and a daily journal</w:t>
-      </w:r>
-    </w:p>
-    <w:p>
-      <w:pPr>
-        <w:pStyle w:val="ListParagraph"/>
-        <w:numPr>
-          <w:ilvl w:val="0"/>
-          <w:numId w:val="4"/>
-        </w:numPr>
-        <w:spacing w:after="40" w:before="0" w:line="264"/>
-      </w:pPr>
-      <w:r>
-        <w:rPr>
-          <w:b w:val="false"/>
-          <w:bCs w:val="false"/>
-          <w:i w:val="false"/>
-          <w:iCs w:val="false"/>
-        </w:rPr>
-        <w:t xml:space="preserve">This project worksheet (design brief, controls map, and reflection)</w:t>
-      </w:r>
-    </w:p>
-    <w:p>
-      <w:pPr>
-        <w:pBdr>
-          <w:bottom w:val="single" w:color="2E75B6" w:sz="6" w:space="2"/>
-        </w:pBdr>
-        <w:spacing w:after="70" w:before="200"/>
-      </w:pPr>
-      <w:r>
-        <w:rPr>
-          <w:b/>
-          <w:bCs/>
-          <w:i w:val="false"/>
-          <w:iCs w:val="false"/>
-          <w:color w:val="2E75B6"/>
-          <w:sz w:val="24"/>
-          <w:szCs w:val="24"/>
-        </w:rPr>
-        <w:t xml:space="preserve">Procedure</w:t>
       </w:r>
     </w:p>
     <w:p>
@@ -3362,21 +3656,12 @@
       </w:pPr>
       <w:r>
         <w:rPr>
-          <w:b/>
-          <w:bCs/>
-          <w:i w:val="false"/>
-          <w:iCs w:val="false"/>
-        </w:rPr>
-        <w:t xml:space="preserve">Define the problem.  </w:t>
-      </w:r>
-      <w:r>
-        <w:rPr>
-          <w:b w:val="false"/>
-          <w:bCs w:val="false"/>
-          <w:i w:val="false"/>
-          <w:iCs w:val="false"/>
-        </w:rPr>
-        <w:t xml:space="preserve">Read your task, then fill in the design brief (Worksheet 1): what the robot must do and every constraint — kit only, fits the cubby, which mechanism.</w:t>
+          <w:b w:val="false"/>
+          <w:bCs w:val="false"/>
+          <w:i w:val="false"/>
+          <w:iCs w:val="false"/>
+        </w:rPr>
+        <w:t xml:space="preserve">The PLTW Gateway EXP kit: Brain, charged battery, the controller, two drive motors, and a motor for your mechanism</w:t>
       </w:r>
     </w:p>
     <w:p>
@@ -3390,21 +3675,12 @@
       </w:pPr>
       <w:r>
         <w:rPr>
-          <w:b/>
-          <w:bCs/>
-          <w:i w:val="false"/>
-          <w:iCs w:val="false"/>
-        </w:rPr>
-        <w:t xml:space="preserve">Sketch and choose.  </w:t>
-      </w:r>
-      <w:r>
-        <w:rPr>
-          <w:b w:val="false"/>
-          <w:bCs w:val="false"/>
-          <w:i w:val="false"/>
-          <w:iCs w:val="false"/>
-        </w:rPr>
-        <w:t xml:space="preserve">Each teammate sketches a design. Compare them against your criteria and pick the best one to build.</w:t>
+          <w:b w:val="false"/>
+          <w:bCs w:val="false"/>
+          <w:i w:val="false"/>
+          <w:iCs w:val="false"/>
+        </w:rPr>
+        <w:t xml:space="preserve">Your engineering notebook for sketches, pseudocode, and a daily journal</w:t>
       </w:r>
     </w:p>
     <w:p>
@@ -3418,21 +3694,32 @@
       </w:pPr>
       <w:r>
         <w:rPr>
-          <w:b/>
-          <w:bCs/>
-          <w:i w:val="false"/>
-          <w:iCs w:val="false"/>
-        </w:rPr>
-        <w:t xml:space="preserve">Build the robot.  </w:t>
-      </w:r>
-      <w:r>
-        <w:rPr>
-          <w:b w:val="false"/>
-          <w:bCs w:val="false"/>
-          <w:i w:val="false"/>
-          <w:iCs w:val="false"/>
-        </w:rPr>
-        <w:t xml:space="preserve">Construct a sturdy tank-drive base and your mechanism from the kit so the whole thing fits the cubby. Mount both drive motors and the mechanism motor, and wire them to the Brain.</w:t>
+          <w:b w:val="false"/>
+          <w:bCs w:val="false"/>
+          <w:i w:val="false"/>
+          <w:iCs w:val="false"/>
+        </w:rPr>
+        <w:t xml:space="preserve">This project worksheet (design brief, controls map, and reflection)</w:t>
+      </w:r>
+    </w:p>
+    <w:p>
+      <w:pPr>
+        <w:pBdr>
+          <w:bottom w:val="single" w:color="2E75B6" w:sz="6" w:space="2"/>
+        </w:pBdr>
+        <w:spacing w:after="70" w:before="200"/>
+      </w:pPr>
+      <w:r>
+        <w:rPr>
+          <w:b/>
+          <w:bCs/>
+          <w:i w:val="false"/>
+          <w:iCs w:val="false"/>
+          <w:color w:val="2E75B6"/>
+          <w:sz w:val="24"/>
+          <w:szCs w:val="24"/>
+        </w:rPr>
+        <w:t xml:space="preserve">Procedure</w:t>
       </w:r>
     </w:p>
     <w:p>
@@ -3440,7 +3727,7 @@
         <w:pStyle w:val="ListParagraph"/>
         <w:numPr>
           <w:ilvl w:val="0"/>
-          <w:numId w:val="5"/>
+          <w:numId w:val="6"/>
         </w:numPr>
         <w:spacing w:after="40" w:before="0" w:line="264"/>
       </w:pPr>
@@ -3451,16 +3738,16 @@
           <w:i w:val="false"/>
           <w:iCs w:val="false"/>
         </w:rPr>
-        <w:t xml:space="preserve">Map your controls, then code.  </w:t>
-      </w:r>
-      <w:r>
-        <w:rPr>
-          <w:b w:val="false"/>
-          <w:bCs w:val="false"/>
-          <w:i w:val="false"/>
-          <w:iCs w:val="false"/>
-        </w:rPr>
-        <w:t xml:space="preserve">Fill in the controls map (Worksheet 2) and the pseudocode (Worksheet 3) first. Then translate to C++: name your devices, set up the while (true) loop, drive with the sticks, and add the button if / else if / else.</w:t>
+        <w:t xml:space="preserve">Define the problem.  </w:t>
+      </w:r>
+      <w:r>
+        <w:rPr>
+          <w:b w:val="false"/>
+          <w:bCs w:val="false"/>
+          <w:i w:val="false"/>
+          <w:iCs w:val="false"/>
+        </w:rPr>
+        <w:t xml:space="preserve">Read your task, then fill in the design brief (Worksheet 1): what the robot must do and every constraint — kit only, fits the cubby, which mechanism.</w:t>
       </w:r>
     </w:p>
     <w:p>
@@ -3468,7 +3755,7 @@
         <w:pStyle w:val="ListParagraph"/>
         <w:numPr>
           <w:ilvl w:val="0"/>
-          <w:numId w:val="5"/>
+          <w:numId w:val="6"/>
         </w:numPr>
         <w:spacing w:after="40" w:before="0" w:line="264"/>
       </w:pPr>
@@ -3479,16 +3766,16 @@
           <w:i w:val="false"/>
           <w:iCs w:val="false"/>
         </w:rPr>
-        <w:t xml:space="preserve">Test and refine — a little at a time.  </w:t>
-      </w:r>
-      <w:r>
-        <w:rPr>
-          <w:b w:val="false"/>
-          <w:bCs w:val="false"/>
-          <w:i w:val="false"/>
-          <w:iCs w:val="false"/>
-        </w:rPr>
-        <w:t xml:space="preserve">Download, unplug, and drive. Fix one thing at a time: add a dead zone if it creeps, widen it if it still twitches, flip a motor if a side runs the wrong way.</w:t>
+        <w:t xml:space="preserve">Sketch and choose.  </w:t>
+      </w:r>
+      <w:r>
+        <w:rPr>
+          <w:b w:val="false"/>
+          <w:bCs w:val="false"/>
+          <w:i w:val="false"/>
+          <w:iCs w:val="false"/>
+        </w:rPr>
+        <w:t xml:space="preserve">Each teammate sketches a design. Compare them against your criteria and pick the best one to build.</w:t>
       </w:r>
     </w:p>
     <w:p>
@@ -3496,7 +3783,91 @@
         <w:pStyle w:val="ListParagraph"/>
         <w:numPr>
           <w:ilvl w:val="0"/>
-          <w:numId w:val="5"/>
+          <w:numId w:val="6"/>
+        </w:numPr>
+        <w:spacing w:after="40" w:before="0" w:line="264"/>
+      </w:pPr>
+      <w:r>
+        <w:rPr>
+          <w:b/>
+          <w:bCs/>
+          <w:i w:val="false"/>
+          <w:iCs w:val="false"/>
+        </w:rPr>
+        <w:t xml:space="preserve">Build the robot.  </w:t>
+      </w:r>
+      <w:r>
+        <w:rPr>
+          <w:b w:val="false"/>
+          <w:bCs w:val="false"/>
+          <w:i w:val="false"/>
+          <w:iCs w:val="false"/>
+        </w:rPr>
+        <w:t xml:space="preserve">Construct a sturdy tank-drive base and your mechanism from the kit so the whole thing fits the cubby. Mount both drive motors and the mechanism motor, and wire them to the Brain.</w:t>
+      </w:r>
+    </w:p>
+    <w:p>
+      <w:pPr>
+        <w:pStyle w:val="ListParagraph"/>
+        <w:numPr>
+          <w:ilvl w:val="0"/>
+          <w:numId w:val="6"/>
+        </w:numPr>
+        <w:spacing w:after="40" w:before="0" w:line="264"/>
+      </w:pPr>
+      <w:r>
+        <w:rPr>
+          <w:b/>
+          <w:bCs/>
+          <w:i w:val="false"/>
+          <w:iCs w:val="false"/>
+        </w:rPr>
+        <w:t xml:space="preserve">Map your controls, then code.  </w:t>
+      </w:r>
+      <w:r>
+        <w:rPr>
+          <w:b w:val="false"/>
+          <w:bCs w:val="false"/>
+          <w:i w:val="false"/>
+          <w:iCs w:val="false"/>
+        </w:rPr>
+        <w:t xml:space="preserve">Fill in the controls map (Worksheet 2) and the pseudocode (Worksheet 3) first. Then translate to C++: name your devices, set up the while (true) loop, drive with the sticks, and add the button if / else if / else.</w:t>
+      </w:r>
+    </w:p>
+    <w:p>
+      <w:pPr>
+        <w:pStyle w:val="ListParagraph"/>
+        <w:numPr>
+          <w:ilvl w:val="0"/>
+          <w:numId w:val="6"/>
+        </w:numPr>
+        <w:spacing w:after="40" w:before="0" w:line="264"/>
+      </w:pPr>
+      <w:r>
+        <w:rPr>
+          <w:b/>
+          <w:bCs/>
+          <w:i w:val="false"/>
+          <w:iCs w:val="false"/>
+        </w:rPr>
+        <w:t xml:space="preserve">Test and refine — a little at a time.  </w:t>
+      </w:r>
+      <w:r>
+        <w:rPr>
+          <w:b w:val="false"/>
+          <w:bCs w:val="false"/>
+          <w:i w:val="false"/>
+          <w:iCs w:val="false"/>
+        </w:rPr>
+        <w:t xml:space="preserve">Download, unplug, and drive. Fix one thing at a time: add a dead zone if it creeps, widen it if it still twitches, flip a motor if a side runs the wrong way.</w:t>
+      </w:r>
+    </w:p>
+    <w:p>
+      <w:pPr>
+        <w:pStyle w:val="ListParagraph"/>
+        <w:numPr>
+          <w:ilvl w:val="0"/>
+          <w:numId w:val="6"/>
         </w:numPr>
         <w:spacing w:after="40" w:before="0" w:line="264"/>
       </w:pPr>
@@ -5465,7 +5836,7 @@
         <w:pStyle w:val="ListParagraph"/>
         <w:numPr>
           <w:ilvl w:val="0"/>
-          <w:numId w:val="6"/>
+          <w:numId w:val="7"/>
         </w:numPr>
         <w:spacing w:after="40" w:before="90" w:line="264"/>
       </w:pPr>
@@ -5484,7 +5855,7 @@
         <w:pStyle w:val="ListParagraph"/>
         <w:numPr>
           <w:ilvl w:val="0"/>
-          <w:numId w:val="6"/>
+          <w:numId w:val="7"/>
         </w:numPr>
         <w:spacing w:after="40" w:before="90" w:line="264"/>
       </w:pPr>
@@ -5503,7 +5874,7 @@
         <w:pStyle w:val="ListParagraph"/>
         <w:numPr>
           <w:ilvl w:val="0"/>
-          <w:numId w:val="6"/>
+          <w:numId w:val="7"/>
         </w:numPr>
         <w:spacing w:after="40" w:before="90" w:line="264"/>
       </w:pPr>
@@ -5522,7 +5893,7 @@
         <w:pStyle w:val="ListParagraph"/>
         <w:numPr>
           <w:ilvl w:val="0"/>
-          <w:numId w:val="6"/>
+          <w:numId w:val="7"/>
         </w:numPr>
         <w:spacing w:after="40" w:before="90" w:line="264"/>
       </w:pPr>
@@ -5541,7 +5912,7 @@
         <w:pStyle w:val="ListParagraph"/>
         <w:numPr>
           <w:ilvl w:val="0"/>
-          <w:numId w:val="6"/>
+          <w:numId w:val="7"/>
         </w:numPr>
         <w:spacing w:after="40" w:before="90" w:line="264"/>
       </w:pPr>
@@ -5560,7 +5931,7 @@
         <w:pStyle w:val="ListParagraph"/>
         <w:numPr>
           <w:ilvl w:val="0"/>
-          <w:numId w:val="6"/>
+          <w:numId w:val="7"/>
         </w:numPr>
         <w:spacing w:after="40" w:before="90" w:line="264"/>
       </w:pPr>
@@ -5825,6 +6196,18 @@
     <w:multiLevelType w:val="hybridMultilevel"/>
     <w:lvl w:ilvl="0" w15:tentative="1">
       <w:start w:val="1"/>
+      <w:numFmt w:val="bullet"/>
+      <w:lvlText w:val="•"/>
+      <w:lvlJc w:val="left"/>
+      <w:pPr>
+        <w:ind w:left="460" w:hanging="230"/>
+      </w:pPr>
+    </w:lvl>
+  </w:abstractNum>
+  <w:abstractNum w:abstractNumId="6" w15:restartNumberingAfterBreak="0">
+    <w:multiLevelType w:val="hybridMultilevel"/>
+    <w:lvl w:ilvl="0" w15:tentative="1">
+      <w:start w:val="1"/>
       <w:numFmt w:val="decimal"/>
       <w:lvlText w:val="%1."/>
       <w:lvlJc w:val="left"/>
@@ -5833,7 +6216,7 @@
       </w:pPr>
     </w:lvl>
   </w:abstractNum>
-  <w:abstractNum w:abstractNumId="6" w15:restartNumberingAfterBreak="0">
+  <w:abstractNum w:abstractNumId="7" w15:restartNumberingAfterBreak="0">
     <w:multiLevelType w:val="hybridMultilevel"/>
     <w:lvl w:ilvl="0" w15:tentative="1">
       <w:start w:val="1"/>
@@ -5864,19 +6247,25 @@
     </w:lvlOverride>
   </w:num>
   <w:num w:numId="4">
-    <w:abstractNumId w:val="4"/>
+    <w:abstractNumId w:val="5"/>
     <w:lvlOverride w:ilvl="0">
       <w:startOverride w:val="1"/>
     </w:lvlOverride>
   </w:num>
   <w:num w:numId="5">
-    <w:abstractNumId w:val="5"/>
+    <w:abstractNumId w:val="4"/>
     <w:lvlOverride w:ilvl="0">
       <w:startOverride w:val="1"/>
     </w:lvlOverride>
   </w:num>
   <w:num w:numId="6">
     <w:abstractNumId w:val="6"/>
+    <w:lvlOverride w:ilvl="0">
+      <w:startOverride w:val="1"/>
+    </w:lvlOverride>
+  </w:num>
+  <w:num w:numId="7">
+    <w:abstractNumId w:val="7"/>
     <w:lvlOverride w:ilvl="0">
       <w:startOverride w:val="1"/>
     </w:lvlOverride>

--- a/docs/handouts/Ch13_DriverControl_STUDENT.docx
+++ b/docs/handouts/Ch13_DriverControl_STUDENT.docx
@@ -469,6 +469,34 @@
           <w:iCs w:val="false"/>
         </w:rPr>
         <w:t xml:space="preserve">name it once (controller Controller = controller();). A joystick axis: Controller.Axis3.position() returns a whole number −100..100 (full up = 100, full down = −100, centered = 0). A button: Controller.ButtonR1.pressing() returns true or false.</w:t>
+      </w:r>
+    </w:p>
+    <w:p>
+      <w:pPr>
+        <w:pStyle w:val="ListParagraph"/>
+        <w:numPr>
+          <w:ilvl w:val="0"/>
+          <w:numId w:val="3"/>
+        </w:numPr>
+        <w:spacing w:after="40" w:before="0" w:line="264"/>
+      </w:pPr>
+      <w:r>
+        <w:rPr>
+          <w:b/>
+          <w:bCs/>
+          <w:i w:val="false"/>
+          <w:iCs w:val="false"/>
+        </w:rPr>
+        <w:t xml:space="preserve">Get the controller ready:  </w:t>
+      </w:r>
+      <w:r>
+        <w:rPr>
+          <w:b w:val="false"/>
+          <w:bCs w:val="false"/>
+          <w:i w:val="false"/>
+          <w:iCs w:val="false"/>
+        </w:rPr>
+        <w:t xml:space="preserve">charge the controller (USB port) and the Brain battery before driving — a low battery is a common reason a robot turns sluggish or quits mid-run. The EXP controller pairs to the Brain wirelessly: turn both on, then on the Brain screen go to Settings → Link and follow the prompt; both lights blink green when connected, and they stay paired through a power cycle.</w:t>
       </w:r>
     </w:p>
     <w:p>
@@ -725,6 +753,29 @@
     </w:p>
     <w:p>
       <w:pPr>
+        <w:spacing w:after="24" w:before="14" w:line="264"/>
+      </w:pPr>
+      <w:r>
+        <w:rPr>
+          <w:b/>
+          <w:bCs/>
+          <w:i w:val="false"/>
+          <w:iCs w:val="false"/>
+        </w:rPr>
+        <w:t xml:space="preserve">First — charge it and pair it.  </w:t>
+      </w:r>
+      <w:r>
+        <w:rPr>
+          <w:b w:val="false"/>
+          <w:bCs w:val="false"/>
+          <w:i w:val="false"/>
+          <w:iCs w:val="false"/>
+        </w:rPr>
+        <w:t xml:space="preserve">The controller has its own battery: charge it through its USB port until the charge light reads full, and charge the Brain's battery too (a low battery is a common reason a robot turns sluggish or quits mid-run). The EXP controller talks to the Brain wirelessly — turn on the Brain (Check button) and the controller (Power button), then on the Brain's screen go to Settings, then Link, and follow the prompt. When connected, the Brain's light and the controller's Power/Link light both blink green, and they stay paired through a power cycle, so you pair only once.</w:t>
+      </w:r>
+    </w:p>
+    <w:p>
+      <w:pPr>
         <w:spacing w:after="40" w:before="20" w:line="264"/>
       </w:pPr>
       <w:r>
@@ -3462,6 +3513,29 @@
     </w:tbl>
     <w:p>
       <w:pPr>
+        <w:spacing w:after="0" w:before="18" w:line="264"/>
+      </w:pPr>
+      <w:r>
+        <w:rPr>
+          <w:b/>
+          <w:bCs/>
+          <w:i w:val="false"/>
+          <w:iCs w:val="false"/>
+        </w:rPr>
+        <w:t xml:space="preserve">Keep your wiring tidy.  </w:t>
+      </w:r>
+      <w:r>
+        <w:rPr>
+          <w:b w:val="false"/>
+          <w:bCs w:val="false"/>
+          <w:i w:val="false"/>
+          <w:iCs w:val="false"/>
+        </w:rPr>
+        <w:t xml:space="preserve">A driving robot with a moving arm is where a loose cable gets snagged or yanked out mid-run. Seat every cable fully (feel the Smart Cable click); route wires along the structure, away from joints, gears, and wheels; and secure the slack with a twist tie. A popped cable looks exactly like a code bug — tidy wiring saves you from chasing the wrong one.</w:t>
+      </w:r>
+    </w:p>
+    <w:p>
+      <w:pPr>
         <w:pBdr>
           <w:bottom w:val="single" w:color="2E75B6" w:sz="6" w:space="2"/>
         </w:pBdr>
@@ -5943,6 +6017,25 @@
           <w:iCs w:val="false"/>
         </w:rPr>
         <w:t xml:space="preserve">Explain a dead zone: what problem does it solve, and how does your code create one?</w:t>
+      </w:r>
+    </w:p>
+    <w:p>
+      <w:pPr>
+        <w:pStyle w:val="ListParagraph"/>
+        <w:numPr>
+          <w:ilvl w:val="0"/>
+          <w:numId w:val="7"/>
+        </w:numPr>
+        <w:spacing w:after="40" w:before="90" w:line="264"/>
+      </w:pPr>
+      <w:r>
+        <w:rPr>
+          <w:b w:val="false"/>
+          <w:bCs w:val="false"/>
+          <w:i w:val="false"/>
+          <w:iCs w:val="false"/>
+        </w:rPr>
+        <w:t xml:space="preserve">Your controller won't drive the robot. How do you pair an EXP controller to the Brain, how can you tell they're connected, and what is one battery-related reason a robot goes sluggish mid-run?</w:t>
       </w:r>
     </w:p>
     <w:p>
